--- a/pipeline/ArchitectureDesignAndAudit/ProviderPipeline_LowLevelDesign_v48.docx
+++ b/pipeline/ArchitectureDesignAndAudit/ProviderPipeline_LowLevelDesign_v48.docx
@@ -11058,6 +11058,15 @@
           <w:color w:val="008000"/>
         </w:rPr>
         <w:t xml:space="preserve">  - practice_addresses[].county.name — now populated on every stamped county across stages 1/2/3/4. Stage 1 pulls from Census 2020 NAMELSAD_COUNTY_20; stage 2 and stage 3's Census retry resolve via a fips_to_name reverse index built from the crosswalk; stage 4 receives it from Google Maps' administrative_area_level_2 long_name. Prior revision persisted only county.fips.</w:t>
+      </w:r>
+    </w:p>
+    <w:p>
+      <w:pPr/>
+      <w:r>
+        <w:rPr>
+          <w:color w:val="003399"/>
+        </w:rPr>
+        <w:t xml:space="preserve">  - practice_addresses[].county.urban - the per-address marker, derived from that address's own county.rucc by the urban_flag step (5.2.15) and required by EPIC-006-F-025-S-002-REQ-B-005. True where the RUCC is 1, 2 or 3. Absent, never false, where the address resolved no RUCC: the Provider Detail panel renders that address with a county name and no marker. It is a fifth member of the county object alongside fips, name, source and rucc, and ProviderRecordSchema MUST admit it -- the schema closes the county object to the other four today, which contradicts both this contract and the requirement.</w:t>
       </w:r>
     </w:p>
     <w:p>
